--- a/2024-2025/Sicurezza/Esercitazioni/Esercitazione 3/REPORT CHALLENGE 3.docx
+++ b/2024-2025/Sicurezza/Esercitazioni/Esercitazione 3/REPORT CHALLENGE 3.docx
@@ -1446,7 +1446,13 @@
         <w:pStyle w:val="Paragrafoelenco"/>
       </w:pPr>
       <w:r>
-        <w:t xml:space="preserve">Si arriva dunque alla parte conclusive della funzione, quella dove viene fatto il controllo degli </w:t>
+        <w:t>Si arr</w:t>
+      </w:r>
+      <w:r>
+        <w:t>iva dunque alla parte conclusiva</w:t>
+      </w:r>
+      <w:r>
+        <w:t xml:space="preserve"> della funzione, quella dove viene fatto il controllo degli </w:t>
       </w:r>
       <w:proofErr w:type="spellStart"/>
       <w:r>
@@ -1518,7 +1524,10 @@
       </w:r>
       <w:proofErr w:type="spellEnd"/>
       <w:r>
-        <w:t>. In caso affermativo restituisce il pin altrimenti None..</w:t>
+        <w:t>. In caso affermativo rest</w:t>
+      </w:r>
+      <w:r>
+        <w:t>ituisce il pin altrimenti None.</w:t>
       </w:r>
     </w:p>
     <w:p>
@@ -1835,7 +1844,13 @@
         </w:numPr>
       </w:pPr>
       <w:r>
-        <w:t xml:space="preserve">Inoltre viene fatta una funzione </w:t>
+        <w:t xml:space="preserve">Inoltre </w:t>
+      </w:r>
+      <w:r>
+        <w:t>si usa la</w:t>
+      </w:r>
+      <w:r>
+        <w:t xml:space="preserve"> funzione </w:t>
       </w:r>
       <w:proofErr w:type="spellStart"/>
       <w:r>
@@ -2567,7 +2582,13 @@
     </w:p>
     <w:p>
       <w:r>
-        <w:t>Nelle righe che seguono è presente il codice per interno con relative commenti</w:t>
+        <w:t>Nelle righe che seguono</w:t>
+      </w:r>
+      <w:r>
+        <w:t xml:space="preserve"> è presente il codice per intero con relativi</w:t>
+      </w:r>
+      <w:r>
+        <w:t xml:space="preserve"> commenti</w:t>
       </w:r>
       <w:r>
         <w:t>:</w:t>
@@ -4729,7 +4750,8 @@
       <w:bookmarkStart w:id="3" w:name="_Toc182040589"/>
       <w:r>
         <w:rPr>
-          <w:lang w:val="en-GB"/>
+          <w:noProof/>
+          <w:lang w:eastAsia="it-IT"/>
         </w:rPr>
         <w:lastRenderedPageBreak/>
         <w:drawing>
@@ -4799,11 +4821,10 @@
       </w:r>
     </w:p>
     <w:p>
-      <w:bookmarkStart w:id="4" w:name="_GoBack"/>
-      <w:bookmarkEnd w:id="4"/>
-      <w:r>
-        <w:rPr>
-          <w:lang w:val="en-GB"/>
+      <w:r>
+        <w:rPr>
+          <w:noProof/>
+          <w:lang w:eastAsia="it-IT"/>
         </w:rPr>
         <w:drawing>
           <wp:anchor distT="0" distB="0" distL="114300" distR="114300" simplePos="0" relativeHeight="251658240" behindDoc="0" locked="0" layoutInCell="1" allowOverlap="1" wp14:anchorId="05BFD38B" wp14:editId="2B231D11">
@@ -4870,7 +4891,8 @@
       </w:r>
       <w:r>
         <w:rPr>
-          <w:lang w:val="en-GB"/>
+          <w:noProof/>
+          <w:lang w:eastAsia="it-IT"/>
         </w:rPr>
         <w:drawing>
           <wp:anchor distT="0" distB="0" distL="114300" distR="114300" simplePos="0" relativeHeight="251660288" behindDoc="0" locked="0" layoutInCell="1" allowOverlap="1" wp14:anchorId="5DF2B38E" wp14:editId="42DF25F4">
@@ -4933,11 +4955,11 @@
       <w:pPr>
         <w:pStyle w:val="Titolo2"/>
       </w:pPr>
-      <w:bookmarkStart w:id="5" w:name="_Toc182040590"/>
+      <w:bookmarkStart w:id="4" w:name="_Toc182040590"/>
       <w:r>
         <w:t>VERIFICA DEGLI OTP</w:t>
       </w:r>
-      <w:bookmarkEnd w:id="5"/>
+      <w:bookmarkEnd w:id="4"/>
     </w:p>
     <w:p>
       <w:r>
@@ -4957,7 +4979,21 @@
       </w:r>
       <w:proofErr w:type="spellEnd"/>
       <w:r>
-        <w:t xml:space="preserve"> che richiamava la funzione e come parametri prende il pin e i </w:t>
+        <w:t xml:space="preserve"> ch</w:t>
+      </w:r>
+      <w:r>
+        <w:t>e richiama</w:t>
+      </w:r>
+      <w:r>
+        <w:t xml:space="preserve"> la funzione e come parametri prende il </w:t>
+      </w:r>
+      <w:r>
+        <w:t>pin</w:t>
+      </w:r>
+      <w:bookmarkStart w:id="5" w:name="_GoBack"/>
+      <w:bookmarkEnd w:id="5"/>
+      <w:r>
+        <w:t xml:space="preserve"> e i </w:t>
       </w:r>
       <w:proofErr w:type="spellStart"/>
       <w:r>
@@ -4978,9 +5014,6 @@
         </w:rPr>
       </w:pPr>
       <w:r>
-        <w:rPr>
-          <w:lang w:val="en-GB"/>
-        </w:rPr>
         <w:t xml:space="preserve"> </w:t>
       </w:r>
       <w:proofErr w:type="spellStart"/>
@@ -5493,7 +5526,8 @@
       </w:pPr>
       <w:r>
         <w:rPr>
-          <w:lang w:val="en-GB"/>
+          <w:noProof/>
+          <w:lang w:eastAsia="it-IT"/>
         </w:rPr>
         <w:drawing>
           <wp:inline distT="0" distB="0" distL="0" distR="0" wp14:anchorId="6A43AFC8" wp14:editId="4DE3C2CA">

--- a/2024-2025/Sicurezza/Esercitazioni/Esercitazione 3/REPORT CHALLENGE 3.docx
+++ b/2024-2025/Sicurezza/Esercitazioni/Esercitazione 3/REPORT CHALLENGE 3.docx
@@ -4819,6 +4819,9 @@
       <w:r>
         <w:t>Qui sotto sono presenti alcune stampe dei pin generati e il pin segreto trovato</w:t>
       </w:r>
+      <w:r>
+        <w:t xml:space="preserve">. </w:t>
+      </w:r>
     </w:p>
     <w:p>
       <w:r>
@@ -4952,10 +4955,23 @@
       </w:r>
     </w:p>
     <w:p>
+      <w:bookmarkStart w:id="4" w:name="_Toc182040590"/>
+      <w:r>
+        <w:t xml:space="preserve">Le stampe servono per il </w:t>
+      </w:r>
+      <w:proofErr w:type="spellStart"/>
+      <w:r>
+        <w:t>debug</w:t>
+      </w:r>
+      <w:proofErr w:type="spellEnd"/>
+      <w:r>
+        <w:t xml:space="preserve"> del codice.</w:t>
+      </w:r>
+    </w:p>
+    <w:p>
       <w:pPr>
         <w:pStyle w:val="Titolo2"/>
       </w:pPr>
-      <w:bookmarkStart w:id="4" w:name="_Toc182040590"/>
       <w:r>
         <w:t>VERIFICA DEGLI OTP</w:t>
       </w:r>
@@ -4990,18 +5006,27 @@
       <w:r>
         <w:t>pin</w:t>
       </w:r>
+      <w:r>
+        <w:t xml:space="preserve"> e i </w:t>
+      </w:r>
+      <w:proofErr w:type="spellStart"/>
+      <w:r>
+        <w:t>timestamp</w:t>
+      </w:r>
+      <w:proofErr w:type="spellEnd"/>
+      <w:r>
+        <w:t xml:space="preserve"> relativi</w:t>
+      </w:r>
+      <w:r>
+        <w:t xml:space="preserve"> forniti dalla challenge</w:t>
+      </w:r>
       <w:bookmarkStart w:id="5" w:name="_GoBack"/>
       <w:bookmarkEnd w:id="5"/>
       <w:r>
-        <w:t xml:space="preserve"> e i </w:t>
-      </w:r>
-      <w:proofErr w:type="spellStart"/>
-      <w:r>
-        <w:t>timestamp</w:t>
-      </w:r>
-      <w:proofErr w:type="spellEnd"/>
-      <w:r>
-        <w:t xml:space="preserve"> relativi.</w:t>
+        <w:t>.</w:t>
+      </w:r>
+      <w:r>
+        <w:t xml:space="preserve"> </w:t>
       </w:r>
     </w:p>
     <w:p>
@@ -5517,20 +5542,13 @@
           <w:lang w:val="en-GB"/>
         </w:rPr>
       </w:pPr>
-    </w:p>
-    <w:p>
-      <w:pPr>
-        <w:rPr>
-          <w:lang w:val="en-GB"/>
-        </w:rPr>
-      </w:pPr>
       <w:r>
         <w:rPr>
           <w:noProof/>
           <w:lang w:eastAsia="it-IT"/>
         </w:rPr>
         <w:drawing>
-          <wp:inline distT="0" distB="0" distL="0" distR="0" wp14:anchorId="6A43AFC8" wp14:editId="4DE3C2CA">
+          <wp:inline distT="0" distB="0" distL="0" distR="0" wp14:anchorId="04DA0E9C" wp14:editId="3C6F1C83">
             <wp:extent cx="848360" cy="853440"/>
             <wp:effectExtent l="0" t="0" r="8890" b="3810"/>
             <wp:docPr id="4" name="Immagine 4"/>
@@ -6275,6 +6293,15 @@
       <w:contextualSpacing/>
     </w:pPr>
   </w:style>
+  <w:style w:type="paragraph" w:styleId="Nessunaspaziatura">
+    <w:name w:val="No Spacing"/>
+    <w:uiPriority w:val="1"/>
+    <w:qFormat/>
+    <w:rsid w:val="00EE34B3"/>
+    <w:pPr>
+      <w:spacing w:after="0" w:line="240" w:lineRule="auto"/>
+    </w:pPr>
+  </w:style>
 </w:styles>
 </file>
 
@@ -6781,6 +6808,15 @@
       <w:contextualSpacing/>
     </w:pPr>
   </w:style>
+  <w:style w:type="paragraph" w:styleId="Nessunaspaziatura">
+    <w:name w:val="No Spacing"/>
+    <w:uiPriority w:val="1"/>
+    <w:qFormat/>
+    <w:rsid w:val="00EE34B3"/>
+    <w:pPr>
+      <w:spacing w:after="0" w:line="240" w:lineRule="auto"/>
+    </w:pPr>
+  </w:style>
 </w:styles>
 </file>
 
